--- a/models/RAS_2026.docx
+++ b/models/RAS_2026.docx
@@ -6,11 +6,12 @@
       <w:pPr>
         <w:pStyle w:val="Destinatario1"/>
         <w:sectPr>
-          <w:headerReference w:type="default" r:id="rId8"/>
-          <w:footerReference w:type="even" r:id="rId9"/>
-          <w:footerReference w:type="default" r:id="rId10"/>
-          <w:headerReference w:type="first" r:id="rId11"/>
-          <w:footerReference w:type="first" r:id="rId12"/>
+          <w:headerReference w:type="even" r:id="rId8"/>
+          <w:headerReference w:type="default" r:id="rId9"/>
+          <w:footerReference w:type="even" r:id="rId10"/>
+          <w:footerReference w:type="default" r:id="rId11"/>
+          <w:headerReference w:type="first" r:id="rId12"/>
+          <w:footerReference w:type="first" r:id="rId13"/>
           <w:pgSz w:w="11906" w:h="16838"/>
           <w:pgMar w:top="1985" w:right="1134" w:bottom="1418" w:left="1134" w:header="567" w:footer="567" w:gutter="0"/>
           <w:cols w:space="708"/>
@@ -126,7 +127,27 @@
           <w:bCs/>
           <w:caps/>
         </w:rPr>
-        <w:t>: RICHIESTA DI ACQUISTO E RELAZIONE PER L’ACQUISIZIONE CAMPO.DELLA.FORNITURA DI “CAMPO.PRODOTTO” NELL’AMBITO DEL PROGETTO CAMPO.PROGETTO</w:t>
+        <w:t xml:space="preserve">: RICHIESTA DI ACQUISTO E RELAZIONE PER L’ACQUISIZIONE </w:t>
+      </w:r>
+      <w:proofErr w:type="gramStart"/>
+      <w:r>
+        <w:rPr>
+          <w:rFonts w:eastAsia="Gothic A1"/>
+          <w:b/>
+          <w:bCs/>
+          <w:caps/>
+        </w:rPr>
+        <w:t>CAMPO.DELLA.FORNITURA</w:t>
+      </w:r>
+      <w:proofErr w:type="gramEnd"/>
+      <w:r>
+        <w:rPr>
+          <w:rFonts w:eastAsia="Gothic A1"/>
+          <w:b/>
+          <w:bCs/>
+          <w:caps/>
+        </w:rPr>
+        <w:t xml:space="preserve"> DI “CAMPO.PRODOTTO” NELL’AMBITO DEL PROGETTO CAMPO.PROGETTO</w:t>
       </w:r>
       <w:r>
         <w:rPr>
@@ -2251,10 +2272,10 @@
       </w:pPr>
     </w:p>
     <w:sectPr>
-      <w:headerReference w:type="default" r:id="rId13"/>
-      <w:footerReference w:type="default" r:id="rId14"/>
-      <w:headerReference w:type="first" r:id="rId15"/>
-      <w:footerReference w:type="first" r:id="rId16"/>
+      <w:headerReference w:type="default" r:id="rId14"/>
+      <w:footerReference w:type="default" r:id="rId15"/>
+      <w:headerReference w:type="first" r:id="rId16"/>
+      <w:footerReference w:type="first" r:id="rId17"/>
       <w:type w:val="continuous"/>
       <w:pgSz w:w="11906" w:h="16838"/>
       <w:pgMar w:top="1985" w:right="1134" w:bottom="1985" w:left="1134" w:header="567" w:footer="567" w:gutter="0"/>
@@ -3022,13 +3043,23 @@
               <w:szCs w:val="14"/>
             </w:rPr>
           </w:pPr>
+          <w:proofErr w:type="gramStart"/>
           <w:r>
             <w:rPr>
               <w:color w:val="002F5F"/>
               <w:sz w:val="14"/>
               <w:szCs w:val="14"/>
             </w:rPr>
-            <w:t>P.le Enrico Fermi, 1</w:t>
+            <w:t>P.le</w:t>
+          </w:r>
+          <w:proofErr w:type="gramEnd"/>
+          <w:r>
+            <w:rPr>
+              <w:color w:val="002F5F"/>
+              <w:sz w:val="14"/>
+              <w:szCs w:val="14"/>
+            </w:rPr>
+            <w:t xml:space="preserve"> Enrico Fermi, 1</w:t>
           </w:r>
         </w:p>
         <w:p>
@@ -3272,7 +3303,7 @@
         </w:tcPr>
         <w:p>
           <w:pPr>
-            <w:pStyle w:val="SoggettocommentoCarattere"/>
+            <w:jc w:val="center"/>
             <w:rPr>
               <w:b/>
               <w:bCs/>
@@ -3305,7 +3336,6 @@
         </w:tcPr>
         <w:p>
           <w:pPr>
-            <w:pStyle w:val="SoggettocommentoCarattere"/>
             <w:jc w:val="left"/>
             <w:rPr>
               <w:b/>
@@ -3328,7 +3358,6 @@
         </w:p>
         <w:p>
           <w:pPr>
-            <w:pStyle w:val="SoggettocommentoCarattere"/>
             <w:jc w:val="left"/>
             <w:rPr>
               <w:b/>
@@ -3360,7 +3389,6 @@
         </w:tcPr>
         <w:p>
           <w:pPr>
-            <w:pStyle w:val="SoggettocommentoCarattere"/>
             <w:jc w:val="left"/>
             <w:rPr>
               <w:b/>
@@ -3392,7 +3420,6 @@
         </w:tcPr>
         <w:p>
           <w:pPr>
-            <w:pStyle w:val="SoggettocommentoCarattere"/>
             <w:jc w:val="left"/>
             <w:rPr>
               <w:b/>
@@ -3414,7 +3441,6 @@
         </w:tcPr>
         <w:p>
           <w:pPr>
-            <w:pStyle w:val="SoggettocommentoCarattere"/>
             <w:jc w:val="left"/>
             <w:rPr>
               <w:b/>
@@ -3436,7 +3462,6 @@
         </w:tcPr>
         <w:p>
           <w:pPr>
-            <w:pStyle w:val="SoggettocommentoCarattere"/>
             <w:jc w:val="left"/>
             <w:rPr>
               <w:b/>
@@ -3457,7 +3482,6 @@
         </w:tcPr>
         <w:p>
           <w:pPr>
-            <w:pStyle w:val="SoggettocommentoCarattere"/>
             <w:jc w:val="left"/>
             <w:rPr>
               <w:b/>
@@ -3483,7 +3507,6 @@
         </w:tcPr>
         <w:p>
           <w:pPr>
-            <w:pStyle w:val="SoggettocommentoCarattere"/>
             <w:jc w:val="left"/>
             <w:rPr>
               <w:b/>
@@ -3515,7 +3538,6 @@
         </w:tcPr>
         <w:p>
           <w:pPr>
-            <w:pStyle w:val="SoggettocommentoCarattere"/>
             <w:jc w:val="left"/>
             <w:rPr>
               <w:b/>
@@ -3547,7 +3569,6 @@
         </w:tcPr>
         <w:p>
           <w:pPr>
-            <w:pStyle w:val="SoggettocommentoCarattere"/>
             <w:jc w:val="left"/>
             <w:rPr>
               <w:b/>
@@ -3579,7 +3600,6 @@
         </w:tcPr>
         <w:p>
           <w:pPr>
-            <w:pStyle w:val="SoggettocommentoCarattere"/>
             <w:jc w:val="left"/>
             <w:rPr>
               <w:b/>
@@ -3611,7 +3631,6 @@
         </w:tcPr>
         <w:p>
           <w:pPr>
-            <w:pStyle w:val="SoggettocommentoCarattere"/>
             <w:jc w:val="left"/>
             <w:rPr>
               <w:b/>
@@ -3642,7 +3661,6 @@
         </w:tcPr>
         <w:p>
           <w:pPr>
-            <w:pStyle w:val="SoggettocommentoCarattere"/>
             <w:jc w:val="left"/>
             <w:rPr>
               <w:b/>
@@ -3679,7 +3697,6 @@
         </w:tcPr>
         <w:p>
           <w:pPr>
-            <w:pStyle w:val="SoggettocommentoCarattere"/>
             <w:jc w:val="left"/>
             <w:rPr>
               <w:color w:val="002F5F"/>
@@ -3698,7 +3715,6 @@
         </w:p>
         <w:p>
           <w:pPr>
-            <w:pStyle w:val="SoggettocommentoCarattere"/>
             <w:jc w:val="left"/>
             <w:rPr>
               <w:rFonts w:cstheme="minorHAnsi"/>
@@ -3718,7 +3734,6 @@
         </w:p>
         <w:p>
           <w:pPr>
-            <w:pStyle w:val="SoggettocommentoCarattere"/>
             <w:jc w:val="left"/>
             <w:rPr>
               <w:color w:val="002F5F"/>
@@ -3746,7 +3761,6 @@
         </w:tcPr>
         <w:p>
           <w:pPr>
-            <w:pStyle w:val="SoggettocommentoCarattere"/>
             <w:jc w:val="left"/>
             <w:rPr>
               <w:color w:val="002F5F"/>
@@ -3765,7 +3779,6 @@
         </w:p>
         <w:p>
           <w:pPr>
-            <w:pStyle w:val="SoggettocommentoCarattere"/>
             <w:jc w:val="left"/>
             <w:rPr>
               <w:color w:val="002F5F"/>
@@ -3784,7 +3797,6 @@
         </w:p>
         <w:p>
           <w:pPr>
-            <w:pStyle w:val="SoggettocommentoCarattere"/>
             <w:jc w:val="left"/>
             <w:rPr>
               <w:color w:val="002F5F"/>
@@ -3809,7 +3821,6 @@
         </w:tcPr>
         <w:p>
           <w:pPr>
-            <w:pStyle w:val="SoggettocommentoCarattere"/>
             <w:jc w:val="left"/>
             <w:rPr>
               <w:color w:val="002F5F"/>
@@ -3828,7 +3839,6 @@
         </w:p>
         <w:p>
           <w:pPr>
-            <w:pStyle w:val="SoggettocommentoCarattere"/>
             <w:jc w:val="left"/>
             <w:rPr>
               <w:color w:val="002F5F"/>
@@ -3847,7 +3857,6 @@
         </w:p>
         <w:p>
           <w:pPr>
-            <w:pStyle w:val="SoggettocommentoCarattere"/>
             <w:jc w:val="left"/>
             <w:rPr>
               <w:color w:val="002F5F"/>
@@ -3873,7 +3882,6 @@
         </w:tcPr>
         <w:p>
           <w:pPr>
-            <w:pStyle w:val="SoggettocommentoCarattere"/>
             <w:jc w:val="left"/>
             <w:rPr>
               <w:color w:val="002F5F"/>
@@ -3881,18 +3889,27 @@
               <w:szCs w:val="14"/>
             </w:rPr>
           </w:pPr>
+          <w:proofErr w:type="gramStart"/>
           <w:r>
             <w:rPr>
               <w:color w:val="002F5F"/>
               <w:sz w:val="14"/>
               <w:szCs w:val="14"/>
             </w:rPr>
-            <w:t>P.le Enrico Fermi, 1</w:t>
+            <w:t>P.le</w:t>
+          </w:r>
+          <w:proofErr w:type="gramEnd"/>
+          <w:r>
+            <w:rPr>
+              <w:color w:val="002F5F"/>
+              <w:sz w:val="14"/>
+              <w:szCs w:val="14"/>
+            </w:rPr>
+            <w:t xml:space="preserve"> Enrico Fermi, 1</w:t>
           </w:r>
         </w:p>
         <w:p>
           <w:pPr>
-            <w:pStyle w:val="SoggettocommentoCarattere"/>
             <w:jc w:val="left"/>
             <w:rPr>
               <w:color w:val="002F5F"/>
@@ -3911,7 +3928,6 @@
         </w:p>
         <w:p>
           <w:pPr>
-            <w:pStyle w:val="SoggettocommentoCarattere"/>
             <w:jc w:val="left"/>
             <w:rPr>
               <w:b/>
@@ -3937,7 +3953,6 @@
         </w:tcPr>
         <w:p>
           <w:pPr>
-            <w:pStyle w:val="SoggettocommentoCarattere"/>
             <w:jc w:val="left"/>
             <w:rPr>
               <w:color w:val="002F5F"/>
@@ -3956,7 +3971,6 @@
         </w:p>
         <w:p>
           <w:pPr>
-            <w:pStyle w:val="SoggettocommentoCarattere"/>
             <w:jc w:val="left"/>
             <w:rPr>
               <w:color w:val="002F5F"/>
@@ -3975,7 +3989,6 @@
         </w:p>
         <w:p>
           <w:pPr>
-            <w:pStyle w:val="SoggettocommentoCarattere"/>
             <w:jc w:val="left"/>
             <w:rPr>
               <w:b/>
@@ -4001,7 +4014,6 @@
         </w:tcPr>
         <w:p>
           <w:pPr>
-            <w:pStyle w:val="SoggettocommentoCarattere"/>
             <w:jc w:val="left"/>
             <w:rPr>
               <w:color w:val="002F5F"/>
@@ -4020,7 +4032,6 @@
         </w:p>
         <w:p>
           <w:pPr>
-            <w:pStyle w:val="SoggettocommentoCarattere"/>
             <w:jc w:val="left"/>
             <w:rPr>
               <w:color w:val="002F5F"/>
@@ -4039,7 +4050,6 @@
         </w:p>
         <w:p>
           <w:pPr>
-            <w:pStyle w:val="SoggettocommentoCarattere"/>
             <w:jc w:val="left"/>
             <w:rPr>
               <w:b/>
@@ -4181,6 +4191,16 @@
 
 <file path=word/header1.xml><?xml version="1.0" encoding="utf-8"?>
 <w:hdr xmlns:wpc="http://schemas.microsoft.com/office/word/2010/wordprocessingCanvas" xmlns:cx="http://schemas.microsoft.com/office/drawing/2014/chartex" xmlns:cx1="http://schemas.microsoft.com/office/drawing/2015/9/8/chartex" xmlns:cx2="http://schemas.microsoft.com/office/drawing/2015/10/21/chartex" xmlns:cx3="http://schemas.microsoft.com/office/drawing/2016/5/9/chartex" xmlns:cx4="http://schemas.microsoft.com/office/drawing/2016/5/10/chartex" xmlns:cx5="http://schemas.microsoft.com/office/drawing/2016/5/11/chartex" xmlns:cx6="http://schemas.microsoft.com/office/drawing/2016/5/12/chartex" xmlns:cx7="http://schemas.microsoft.com/office/drawing/2016/5/13/chartex" xmlns:cx8="http://schemas.microsoft.com/office/drawing/2016/5/14/chartex" xmlns:mc="http://schemas.openxmlformats.org/markup-compatibility/2006" xmlns:aink="http://schemas.microsoft.com/office/drawing/2016/ink" xmlns:am3d="http://schemas.microsoft.com/office/drawing/2017/model3d" xmlns:o="urn:schemas-microsoft-com:office:office" xmlns:oel="http://schemas.microsoft.com/office/2019/extlst" xmlns:r="http://schemas.openxmlformats.org/officeDocument/2006/relationships" xmlns:m="http://schemas.openxmlformats.org/officeDocument/2006/math" xmlns:v="urn:schemas-microsoft-com:vml" xmlns:wp14="http://schemas.microsoft.com/office/word/2010/wordprocessingDrawing" xmlns:wp="http://schemas.openxmlformats.org/drawingml/2006/wordprocessingDrawing" xmlns:w10="urn:schemas-microsoft-com:office:word" xmlns:w="http://schemas.openxmlformats.org/wordprocessingml/2006/main" xmlns:w14="http://schemas.microsoft.com/office/word/2010/wordml" xmlns:w15="http://schemas.microsoft.com/office/word/2012/wordml" xmlns:w16cex="http://schemas.microsoft.com/office/word/2018/wordml/cex" xmlns:w16cid="http://schemas.microsoft.com/office/word/2016/wordml/cid" xmlns:w16="http://schemas.microsoft.com/office/word/2018/wordml" xmlns:w16sdtdh="http://schemas.microsoft.com/office/word/2020/wordml/sdtdatahash" xmlns:w16se="http://schemas.microsoft.com/office/word/2015/wordml/symex" xmlns:wpg="http://schemas.microsoft.com/office/word/2010/wordprocessingGroup" xmlns:wpi="http://schemas.microsoft.com/office/word/2010/wordprocessingInk" xmlns:wne="http://schemas.microsoft.com/office/word/2006/wordml" xmlns:wps="http://schemas.microsoft.com/office/word/2010/wordprocessingShape" mc:Ignorable="w14 w15 w16se w16cid w16 w16cex w16sdtdh wp14">
+  <w:p>
+    <w:pPr>
+      <w:pStyle w:val="Intestazione"/>
+    </w:pPr>
+  </w:p>
+</w:hdr>
+</file>
+
+<file path=word/header2.xml><?xml version="1.0" encoding="utf-8"?>
+<w:hdr xmlns:wpc="http://schemas.microsoft.com/office/word/2010/wordprocessingCanvas" xmlns:cx="http://schemas.microsoft.com/office/drawing/2014/chartex" xmlns:cx1="http://schemas.microsoft.com/office/drawing/2015/9/8/chartex" xmlns:cx2="http://schemas.microsoft.com/office/drawing/2015/10/21/chartex" xmlns:cx3="http://schemas.microsoft.com/office/drawing/2016/5/9/chartex" xmlns:cx4="http://schemas.microsoft.com/office/drawing/2016/5/10/chartex" xmlns:cx5="http://schemas.microsoft.com/office/drawing/2016/5/11/chartex" xmlns:cx6="http://schemas.microsoft.com/office/drawing/2016/5/12/chartex" xmlns:cx7="http://schemas.microsoft.com/office/drawing/2016/5/13/chartex" xmlns:cx8="http://schemas.microsoft.com/office/drawing/2016/5/14/chartex" xmlns:mc="http://schemas.openxmlformats.org/markup-compatibility/2006" xmlns:aink="http://schemas.microsoft.com/office/drawing/2016/ink" xmlns:am3d="http://schemas.microsoft.com/office/drawing/2017/model3d" xmlns:o="urn:schemas-microsoft-com:office:office" xmlns:oel="http://schemas.microsoft.com/office/2019/extlst" xmlns:r="http://schemas.openxmlformats.org/officeDocument/2006/relationships" xmlns:m="http://schemas.openxmlformats.org/officeDocument/2006/math" xmlns:v="urn:schemas-microsoft-com:vml" xmlns:wp14="http://schemas.microsoft.com/office/word/2010/wordprocessingDrawing" xmlns:wp="http://schemas.openxmlformats.org/drawingml/2006/wordprocessingDrawing" xmlns:w10="urn:schemas-microsoft-com:office:word" xmlns:w="http://schemas.openxmlformats.org/wordprocessingml/2006/main" xmlns:w14="http://schemas.microsoft.com/office/word/2010/wordml" xmlns:w15="http://schemas.microsoft.com/office/word/2012/wordml" xmlns:w16cex="http://schemas.microsoft.com/office/word/2018/wordml/cex" xmlns:w16cid="http://schemas.microsoft.com/office/word/2016/wordml/cid" xmlns:w16="http://schemas.microsoft.com/office/word/2018/wordml" xmlns:w16sdtdh="http://schemas.microsoft.com/office/word/2020/wordml/sdtdatahash" xmlns:w16se="http://schemas.microsoft.com/office/word/2015/wordml/symex" xmlns:wpg="http://schemas.microsoft.com/office/word/2010/wordprocessingGroup" xmlns:wpi="http://schemas.microsoft.com/office/word/2010/wordprocessingInk" xmlns:wne="http://schemas.microsoft.com/office/word/2006/wordml" xmlns:wps="http://schemas.microsoft.com/office/word/2010/wordprocessingShape" mc:Ignorable="w14 w15 w16se w16cid w16 w16cex w16sdtdh wp14">
   <w:tbl>
     <w:tblPr>
       <w:tblpPr w:leftFromText="142" w:rightFromText="142" w:horzAnchor="page" w:tblpX="285" w:tblpY="1"/>
@@ -4224,7 +4244,27 @@
               <w:sz w:val="14"/>
               <w:szCs w:val="14"/>
             </w:rPr>
-            <w:t>PARTITA IVA N. 02118311006  -  CODICE FISCALE N. 80054330586</w:t>
+            <w:t xml:space="preserve">PARTITA IVA N. </w:t>
+          </w:r>
+          <w:proofErr w:type="gramStart"/>
+          <w:r>
+            <w:rPr>
+              <w:rFonts w:cs="Calibri"/>
+              <w:color w:val="999999"/>
+              <w:sz w:val="14"/>
+              <w:szCs w:val="14"/>
+            </w:rPr>
+            <w:t>02118311006  -</w:t>
+          </w:r>
+          <w:proofErr w:type="gramEnd"/>
+          <w:r>
+            <w:rPr>
+              <w:rFonts w:cs="Calibri"/>
+              <w:color w:val="999999"/>
+              <w:sz w:val="14"/>
+              <w:szCs w:val="14"/>
+            </w:rPr>
+            <w:t xml:space="preserve">  CODICE FISCALE N. 80054330586</w:t>
           </w:r>
         </w:p>
       </w:tc>
@@ -4292,7 +4332,7 @@
 </w:hdr>
 </file>
 
-<file path=word/header2.xml><?xml version="1.0" encoding="utf-8"?>
+<file path=word/header3.xml><?xml version="1.0" encoding="utf-8"?>
 <w:hdr xmlns:wpc="http://schemas.microsoft.com/office/word/2010/wordprocessingCanvas" xmlns:cx="http://schemas.microsoft.com/office/drawing/2014/chartex" xmlns:cx1="http://schemas.microsoft.com/office/drawing/2015/9/8/chartex" xmlns:cx2="http://schemas.microsoft.com/office/drawing/2015/10/21/chartex" xmlns:cx3="http://schemas.microsoft.com/office/drawing/2016/5/9/chartex" xmlns:cx4="http://schemas.microsoft.com/office/drawing/2016/5/10/chartex" xmlns:cx5="http://schemas.microsoft.com/office/drawing/2016/5/11/chartex" xmlns:cx6="http://schemas.microsoft.com/office/drawing/2016/5/12/chartex" xmlns:cx7="http://schemas.microsoft.com/office/drawing/2016/5/13/chartex" xmlns:cx8="http://schemas.microsoft.com/office/drawing/2016/5/14/chartex" xmlns:mc="http://schemas.openxmlformats.org/markup-compatibility/2006" xmlns:aink="http://schemas.microsoft.com/office/drawing/2016/ink" xmlns:am3d="http://schemas.microsoft.com/office/drawing/2017/model3d" xmlns:o="urn:schemas-microsoft-com:office:office" xmlns:oel="http://schemas.microsoft.com/office/2019/extlst" xmlns:r="http://schemas.openxmlformats.org/officeDocument/2006/relationships" xmlns:m="http://schemas.openxmlformats.org/officeDocument/2006/math" xmlns:v="urn:schemas-microsoft-com:vml" xmlns:wp14="http://schemas.microsoft.com/office/word/2010/wordprocessingDrawing" xmlns:wp="http://schemas.openxmlformats.org/drawingml/2006/wordprocessingDrawing" xmlns:w10="urn:schemas-microsoft-com:office:word" xmlns:w="http://schemas.openxmlformats.org/wordprocessingml/2006/main" xmlns:w14="http://schemas.microsoft.com/office/word/2010/wordml" xmlns:w15="http://schemas.microsoft.com/office/word/2012/wordml" xmlns:w16cex="http://schemas.microsoft.com/office/word/2018/wordml/cex" xmlns:w16cid="http://schemas.microsoft.com/office/word/2016/wordml/cid" xmlns:w16="http://schemas.microsoft.com/office/word/2018/wordml" xmlns:w16sdtdh="http://schemas.microsoft.com/office/word/2020/wordml/sdtdatahash" xmlns:w16se="http://schemas.microsoft.com/office/word/2015/wordml/symex" xmlns:wpg="http://schemas.microsoft.com/office/word/2010/wordprocessingGroup" xmlns:wpi="http://schemas.microsoft.com/office/word/2010/wordprocessingInk" xmlns:wne="http://schemas.microsoft.com/office/word/2006/wordml" xmlns:wps="http://schemas.microsoft.com/office/word/2010/wordprocessingShape" mc:Ignorable="w14 w15 w16se w16cid w16 w16cex w16sdtdh wp14">
   <w:p>
     <w:pPr>
@@ -4355,7 +4395,7 @@
 </w:hdr>
 </file>
 
-<file path=word/header3.xml><?xml version="1.0" encoding="utf-8"?>
+<file path=word/header4.xml><?xml version="1.0" encoding="utf-8"?>
 <w:hdr xmlns:wpc="http://schemas.microsoft.com/office/word/2010/wordprocessingCanvas" xmlns:cx="http://schemas.microsoft.com/office/drawing/2014/chartex" xmlns:cx1="http://schemas.microsoft.com/office/drawing/2015/9/8/chartex" xmlns:cx2="http://schemas.microsoft.com/office/drawing/2015/10/21/chartex" xmlns:cx3="http://schemas.microsoft.com/office/drawing/2016/5/9/chartex" xmlns:cx4="http://schemas.microsoft.com/office/drawing/2016/5/10/chartex" xmlns:cx5="http://schemas.microsoft.com/office/drawing/2016/5/11/chartex" xmlns:cx6="http://schemas.microsoft.com/office/drawing/2016/5/12/chartex" xmlns:cx7="http://schemas.microsoft.com/office/drawing/2016/5/13/chartex" xmlns:cx8="http://schemas.microsoft.com/office/drawing/2016/5/14/chartex" xmlns:mc="http://schemas.openxmlformats.org/markup-compatibility/2006" xmlns:aink="http://schemas.microsoft.com/office/drawing/2016/ink" xmlns:am3d="http://schemas.microsoft.com/office/drawing/2017/model3d" xmlns:o="urn:schemas-microsoft-com:office:office" xmlns:oel="http://schemas.microsoft.com/office/2019/extlst" xmlns:r="http://schemas.openxmlformats.org/officeDocument/2006/relationships" xmlns:m="http://schemas.openxmlformats.org/officeDocument/2006/math" xmlns:v="urn:schemas-microsoft-com:vml" xmlns:wp14="http://schemas.microsoft.com/office/word/2010/wordprocessingDrawing" xmlns:wp="http://schemas.openxmlformats.org/drawingml/2006/wordprocessingDrawing" xmlns:w10="urn:schemas-microsoft-com:office:word" xmlns:w="http://schemas.openxmlformats.org/wordprocessingml/2006/main" xmlns:w14="http://schemas.microsoft.com/office/word/2010/wordml" xmlns:w15="http://schemas.microsoft.com/office/word/2012/wordml" xmlns:w16cex="http://schemas.microsoft.com/office/word/2018/wordml/cex" xmlns:w16cid="http://schemas.microsoft.com/office/word/2016/wordml/cid" xmlns:w16="http://schemas.microsoft.com/office/word/2018/wordml" xmlns:w16sdtdh="http://schemas.microsoft.com/office/word/2020/wordml/sdtdatahash" xmlns:w16se="http://schemas.microsoft.com/office/word/2015/wordml/symex" xmlns:wpg="http://schemas.microsoft.com/office/word/2010/wordprocessingGroup" xmlns:wpi="http://schemas.microsoft.com/office/word/2010/wordprocessingInk" xmlns:wne="http://schemas.microsoft.com/office/word/2006/wordml" xmlns:wps="http://schemas.microsoft.com/office/word/2010/wordprocessingShape" mc:Ignorable="w14 w15 w16se w16cid w16 w16cex w16sdtdh wp14">
   <w:p>
     <w:pPr>
@@ -4419,7 +4459,7 @@
 </w:hdr>
 </file>
 
-<file path=word/header4.xml><?xml version="1.0" encoding="utf-8"?>
+<file path=word/header5.xml><?xml version="1.0" encoding="utf-8"?>
 <w:hdr xmlns:wpc="http://schemas.microsoft.com/office/word/2010/wordprocessingCanvas" xmlns:cx="http://schemas.microsoft.com/office/drawing/2014/chartex" xmlns:cx1="http://schemas.microsoft.com/office/drawing/2015/9/8/chartex" xmlns:cx2="http://schemas.microsoft.com/office/drawing/2015/10/21/chartex" xmlns:cx3="http://schemas.microsoft.com/office/drawing/2016/5/9/chartex" xmlns:cx4="http://schemas.microsoft.com/office/drawing/2016/5/10/chartex" xmlns:cx5="http://schemas.microsoft.com/office/drawing/2016/5/11/chartex" xmlns:cx6="http://schemas.microsoft.com/office/drawing/2016/5/12/chartex" xmlns:cx7="http://schemas.microsoft.com/office/drawing/2016/5/13/chartex" xmlns:cx8="http://schemas.microsoft.com/office/drawing/2016/5/14/chartex" xmlns:mc="http://schemas.openxmlformats.org/markup-compatibility/2006" xmlns:aink="http://schemas.microsoft.com/office/drawing/2016/ink" xmlns:am3d="http://schemas.microsoft.com/office/drawing/2017/model3d" xmlns:o="urn:schemas-microsoft-com:office:office" xmlns:oel="http://schemas.microsoft.com/office/2019/extlst" xmlns:r="http://schemas.openxmlformats.org/officeDocument/2006/relationships" xmlns:m="http://schemas.openxmlformats.org/officeDocument/2006/math" xmlns:v="urn:schemas-microsoft-com:vml" xmlns:wp14="http://schemas.microsoft.com/office/word/2010/wordprocessingDrawing" xmlns:wp="http://schemas.openxmlformats.org/drawingml/2006/wordprocessingDrawing" xmlns:w10="urn:schemas-microsoft-com:office:word" xmlns:w="http://schemas.openxmlformats.org/wordprocessingml/2006/main" xmlns:w14="http://schemas.microsoft.com/office/word/2010/wordml" xmlns:w15="http://schemas.microsoft.com/office/word/2012/wordml" xmlns:w16cex="http://schemas.microsoft.com/office/word/2018/wordml/cex" xmlns:w16cid="http://schemas.microsoft.com/office/word/2016/wordml/cid" xmlns:w16="http://schemas.microsoft.com/office/word/2018/wordml" xmlns:w16sdtdh="http://schemas.microsoft.com/office/word/2020/wordml/sdtdatahash" xmlns:w16se="http://schemas.microsoft.com/office/word/2015/wordml/symex" xmlns:wpg="http://schemas.microsoft.com/office/word/2010/wordprocessingGroup" xmlns:wpi="http://schemas.microsoft.com/office/word/2010/wordprocessingInk" xmlns:wne="http://schemas.microsoft.com/office/word/2006/wordml" xmlns:wps="http://schemas.microsoft.com/office/word/2010/wordprocessingShape" mc:Ignorable="w14 w15 w16se w16cid w16 w16cex w16sdtdh wp14">
   <w:p>
     <w:pPr>

--- a/models/RAS_2026.docx
+++ b/models/RAS_2026.docx
@@ -3303,6 +3303,7 @@
         </w:tcPr>
         <w:p>
           <w:pPr>
+            <w:spacing w:after="0"/>
             <w:jc w:val="center"/>
             <w:rPr>
               <w:b/>
@@ -3336,6 +3337,7 @@
         </w:tcPr>
         <w:p>
           <w:pPr>
+            <w:spacing w:after="0"/>
             <w:jc w:val="left"/>
             <w:rPr>
               <w:b/>
@@ -3358,6 +3360,7 @@
         </w:p>
         <w:p>
           <w:pPr>
+            <w:spacing w:after="0"/>
             <w:jc w:val="left"/>
             <w:rPr>
               <w:b/>
@@ -3389,6 +3392,7 @@
         </w:tcPr>
         <w:p>
           <w:pPr>
+            <w:spacing w:after="0"/>
             <w:jc w:val="left"/>
             <w:rPr>
               <w:b/>
@@ -3420,6 +3424,7 @@
         </w:tcPr>
         <w:p>
           <w:pPr>
+            <w:spacing w:after="0"/>
             <w:jc w:val="left"/>
             <w:rPr>
               <w:b/>
@@ -3441,6 +3446,7 @@
         </w:tcPr>
         <w:p>
           <w:pPr>
+            <w:spacing w:after="0"/>
             <w:jc w:val="left"/>
             <w:rPr>
               <w:b/>
@@ -3462,6 +3468,7 @@
         </w:tcPr>
         <w:p>
           <w:pPr>
+            <w:spacing w:after="0"/>
             <w:jc w:val="left"/>
             <w:rPr>
               <w:b/>
@@ -3482,6 +3489,7 @@
         </w:tcPr>
         <w:p>
           <w:pPr>
+            <w:spacing w:after="0"/>
             <w:jc w:val="left"/>
             <w:rPr>
               <w:b/>
@@ -3507,6 +3515,7 @@
         </w:tcPr>
         <w:p>
           <w:pPr>
+            <w:spacing w:after="0"/>
             <w:jc w:val="left"/>
             <w:rPr>
               <w:b/>
@@ -3538,6 +3547,7 @@
         </w:tcPr>
         <w:p>
           <w:pPr>
+            <w:spacing w:after="0"/>
             <w:jc w:val="left"/>
             <w:rPr>
               <w:b/>
@@ -3569,6 +3579,7 @@
         </w:tcPr>
         <w:p>
           <w:pPr>
+            <w:spacing w:after="0"/>
             <w:jc w:val="left"/>
             <w:rPr>
               <w:b/>
@@ -3600,6 +3611,7 @@
         </w:tcPr>
         <w:p>
           <w:pPr>
+            <w:spacing w:after="0"/>
             <w:jc w:val="left"/>
             <w:rPr>
               <w:b/>
@@ -3631,6 +3643,7 @@
         </w:tcPr>
         <w:p>
           <w:pPr>
+            <w:spacing w:after="0"/>
             <w:jc w:val="left"/>
             <w:rPr>
               <w:b/>
@@ -3661,6 +3674,7 @@
         </w:tcPr>
         <w:p>
           <w:pPr>
+            <w:spacing w:after="0"/>
             <w:jc w:val="left"/>
             <w:rPr>
               <w:b/>
@@ -3697,6 +3711,7 @@
         </w:tcPr>
         <w:p>
           <w:pPr>
+            <w:spacing w:after="0"/>
             <w:jc w:val="left"/>
             <w:rPr>
               <w:color w:val="002F5F"/>
@@ -3715,6 +3730,7 @@
         </w:p>
         <w:p>
           <w:pPr>
+            <w:spacing w:after="0"/>
             <w:jc w:val="left"/>
             <w:rPr>
               <w:rFonts w:cstheme="minorHAnsi"/>
@@ -3734,6 +3750,7 @@
         </w:p>
         <w:p>
           <w:pPr>
+            <w:spacing w:after="0"/>
             <w:jc w:val="left"/>
             <w:rPr>
               <w:color w:val="002F5F"/>
@@ -3761,6 +3778,7 @@
         </w:tcPr>
         <w:p>
           <w:pPr>
+            <w:spacing w:after="0"/>
             <w:jc w:val="left"/>
             <w:rPr>
               <w:color w:val="002F5F"/>
@@ -3779,6 +3797,7 @@
         </w:p>
         <w:p>
           <w:pPr>
+            <w:spacing w:after="0"/>
             <w:jc w:val="left"/>
             <w:rPr>
               <w:color w:val="002F5F"/>
@@ -3797,6 +3816,7 @@
         </w:p>
         <w:p>
           <w:pPr>
+            <w:spacing w:after="0"/>
             <w:jc w:val="left"/>
             <w:rPr>
               <w:color w:val="002F5F"/>
@@ -3821,6 +3841,7 @@
         </w:tcPr>
         <w:p>
           <w:pPr>
+            <w:spacing w:after="0"/>
             <w:jc w:val="left"/>
             <w:rPr>
               <w:color w:val="002F5F"/>
@@ -3839,6 +3860,7 @@
         </w:p>
         <w:p>
           <w:pPr>
+            <w:spacing w:after="0"/>
             <w:jc w:val="left"/>
             <w:rPr>
               <w:color w:val="002F5F"/>
@@ -3857,6 +3879,7 @@
         </w:p>
         <w:p>
           <w:pPr>
+            <w:spacing w:after="0"/>
             <w:jc w:val="left"/>
             <w:rPr>
               <w:color w:val="002F5F"/>
@@ -3882,6 +3905,7 @@
         </w:tcPr>
         <w:p>
           <w:pPr>
+            <w:spacing w:after="0"/>
             <w:jc w:val="left"/>
             <w:rPr>
               <w:color w:val="002F5F"/>
@@ -3910,6 +3934,7 @@
         </w:p>
         <w:p>
           <w:pPr>
+            <w:spacing w:after="0"/>
             <w:jc w:val="left"/>
             <w:rPr>
               <w:color w:val="002F5F"/>
@@ -3928,6 +3953,7 @@
         </w:p>
         <w:p>
           <w:pPr>
+            <w:spacing w:after="0"/>
             <w:jc w:val="left"/>
             <w:rPr>
               <w:b/>
@@ -3953,6 +3979,7 @@
         </w:tcPr>
         <w:p>
           <w:pPr>
+            <w:spacing w:after="0"/>
             <w:jc w:val="left"/>
             <w:rPr>
               <w:color w:val="002F5F"/>
@@ -3971,6 +3998,7 @@
         </w:p>
         <w:p>
           <w:pPr>
+            <w:spacing w:after="0"/>
             <w:jc w:val="left"/>
             <w:rPr>
               <w:color w:val="002F5F"/>
@@ -3989,6 +4017,7 @@
         </w:p>
         <w:p>
           <w:pPr>
+            <w:spacing w:after="0"/>
             <w:jc w:val="left"/>
             <w:rPr>
               <w:b/>
@@ -4014,6 +4043,7 @@
         </w:tcPr>
         <w:p>
           <w:pPr>
+            <w:spacing w:after="0"/>
             <w:jc w:val="left"/>
             <w:rPr>
               <w:color w:val="002F5F"/>
@@ -4032,6 +4062,7 @@
         </w:p>
         <w:p>
           <w:pPr>
+            <w:spacing w:after="0"/>
             <w:jc w:val="left"/>
             <w:rPr>
               <w:color w:val="002F5F"/>
@@ -4050,6 +4081,7 @@
         </w:p>
         <w:p>
           <w:pPr>
+            <w:spacing w:after="0"/>
             <w:jc w:val="left"/>
             <w:rPr>
               <w:b/>
@@ -4201,75 +4233,6 @@
 
 <file path=word/header2.xml><?xml version="1.0" encoding="utf-8"?>
 <w:hdr xmlns:wpc="http://schemas.microsoft.com/office/word/2010/wordprocessingCanvas" xmlns:cx="http://schemas.microsoft.com/office/drawing/2014/chartex" xmlns:cx1="http://schemas.microsoft.com/office/drawing/2015/9/8/chartex" xmlns:cx2="http://schemas.microsoft.com/office/drawing/2015/10/21/chartex" xmlns:cx3="http://schemas.microsoft.com/office/drawing/2016/5/9/chartex" xmlns:cx4="http://schemas.microsoft.com/office/drawing/2016/5/10/chartex" xmlns:cx5="http://schemas.microsoft.com/office/drawing/2016/5/11/chartex" xmlns:cx6="http://schemas.microsoft.com/office/drawing/2016/5/12/chartex" xmlns:cx7="http://schemas.microsoft.com/office/drawing/2016/5/13/chartex" xmlns:cx8="http://schemas.microsoft.com/office/drawing/2016/5/14/chartex" xmlns:mc="http://schemas.openxmlformats.org/markup-compatibility/2006" xmlns:aink="http://schemas.microsoft.com/office/drawing/2016/ink" xmlns:am3d="http://schemas.microsoft.com/office/drawing/2017/model3d" xmlns:o="urn:schemas-microsoft-com:office:office" xmlns:oel="http://schemas.microsoft.com/office/2019/extlst" xmlns:r="http://schemas.openxmlformats.org/officeDocument/2006/relationships" xmlns:m="http://schemas.openxmlformats.org/officeDocument/2006/math" xmlns:v="urn:schemas-microsoft-com:vml" xmlns:wp14="http://schemas.microsoft.com/office/word/2010/wordprocessingDrawing" xmlns:wp="http://schemas.openxmlformats.org/drawingml/2006/wordprocessingDrawing" xmlns:w10="urn:schemas-microsoft-com:office:word" xmlns:w="http://schemas.openxmlformats.org/wordprocessingml/2006/main" xmlns:w14="http://schemas.microsoft.com/office/word/2010/wordml" xmlns:w15="http://schemas.microsoft.com/office/word/2012/wordml" xmlns:w16cex="http://schemas.microsoft.com/office/word/2018/wordml/cex" xmlns:w16cid="http://schemas.microsoft.com/office/word/2016/wordml/cid" xmlns:w16="http://schemas.microsoft.com/office/word/2018/wordml" xmlns:w16sdtdh="http://schemas.microsoft.com/office/word/2020/wordml/sdtdatahash" xmlns:w16se="http://schemas.microsoft.com/office/word/2015/wordml/symex" xmlns:wpg="http://schemas.microsoft.com/office/word/2010/wordprocessingGroup" xmlns:wpi="http://schemas.microsoft.com/office/word/2010/wordprocessingInk" xmlns:wne="http://schemas.microsoft.com/office/word/2006/wordml" xmlns:wps="http://schemas.microsoft.com/office/word/2010/wordprocessingShape" mc:Ignorable="w14 w15 w16se w16cid w16 w16cex w16sdtdh wp14">
-  <w:tbl>
-    <w:tblPr>
-      <w:tblpPr w:leftFromText="142" w:rightFromText="142" w:horzAnchor="page" w:tblpX="285" w:tblpY="1"/>
-      <w:tblW w:w="0" w:type="auto"/>
-      <w:tblLayout w:type="fixed"/>
-      <w:tblCellMar>
-        <w:left w:w="70" w:type="dxa"/>
-        <w:right w:w="70" w:type="dxa"/>
-      </w:tblCellMar>
-      <w:tblLook w:val="0000" w:firstRow="0" w:lastRow="0" w:firstColumn="0" w:lastColumn="0" w:noHBand="0" w:noVBand="0"/>
-    </w:tblPr>
-    <w:tblGrid>
-      <w:gridCol w:w="354"/>
-    </w:tblGrid>
-    <w:tr>
-      <w:trPr>
-        <w:cantSplit/>
-        <w:trHeight w:hRule="exact" w:val="13041"/>
-      </w:trPr>
-      <w:tc>
-        <w:tcPr>
-          <w:tcW w:w="354" w:type="dxa"/>
-          <w:textDirection w:val="btLr"/>
-          <w:vAlign w:val="center"/>
-        </w:tcPr>
-        <w:p>
-          <w:pPr>
-            <w:ind w:left="113" w:right="113"/>
-            <w:jc w:val="center"/>
-            <w:rPr>
-              <w:rFonts w:cs="Calibri"/>
-              <w:color w:val="999999"/>
-              <w:sz w:val="14"/>
-              <w:szCs w:val="14"/>
-            </w:rPr>
-          </w:pPr>
-          <w:r>
-            <w:rPr>
-              <w:rFonts w:cs="Calibri"/>
-              <w:color w:val="999999"/>
-              <w:sz w:val="14"/>
-              <w:szCs w:val="14"/>
-            </w:rPr>
-            <w:t xml:space="preserve">PARTITA IVA N. </w:t>
-          </w:r>
-          <w:proofErr w:type="gramStart"/>
-          <w:r>
-            <w:rPr>
-              <w:rFonts w:cs="Calibri"/>
-              <w:color w:val="999999"/>
-              <w:sz w:val="14"/>
-              <w:szCs w:val="14"/>
-            </w:rPr>
-            <w:t>02118311006  -</w:t>
-          </w:r>
-          <w:proofErr w:type="gramEnd"/>
-          <w:r>
-            <w:rPr>
-              <w:rFonts w:cs="Calibri"/>
-              <w:color w:val="999999"/>
-              <w:sz w:val="14"/>
-              <w:szCs w:val="14"/>
-            </w:rPr>
-            <w:t xml:space="preserve">  CODICE FISCALE N. 80054330586</w:t>
-          </w:r>
-        </w:p>
-      </w:tc>
-    </w:tr>
-  </w:tbl>
   <w:p>
     <w:pPr>
       <w:pStyle w:val="Intestazione"/>
